--- a/docs/CHAPTER_FIVE_SUMMARY_CONCLUSION_AND_RECOMMENDATIONS.docx
+++ b/docs/CHAPTER_FIVE_SUMMARY_CONCLUSION_AND_RECOMMENDATIONS.docx
@@ -31,7 +31,7 @@
           <w:color w:val="002060"/>
           <w:sz w:val="27"/>
         </w:rPr>
-        <w:t>5.1 Summary of the Study</w:t>
+        <w:t>5.1 Summary of the Project</w:t>
       </w:r>
     </w:p>
     <w:p>
@@ -45,7 +45,7 @@
           <w:b w:val="0"/>
           <w:i w:val="0"/>
         </w:rPr>
-        <w:t>This research project set out to design, develop, and empirically evaluate RecruitIQ—an intelligent, de-biased, and explainable web-based Decision Support System (DSS) engineered to transform modern talent acquisition and candidate resume evaluation within the technology sector.</w:t>
+        <w:t>This project focused on the design, implementation, testing, and deployment of RecruitIQ—a web-based Explainable Artificial Intelligence (XAI) and Decision Support System (DSS) developed to automate and optimize the talent acquisition lifecycle for recruitment teams in the technology industry.</w:t>
       </w:r>
     </w:p>
     <w:p>
@@ -59,7 +59,7 @@
           <w:b w:val="0"/>
           <w:i w:val="0"/>
         </w:rPr>
-        <w:t>Traditional recruitment operations are beset by two critical failure modes: First, human recruitment teams handling hundreds or thousands of applicants per vacancy experience acute cognitive fatigue, leading to inconsistent evaluations and well-documented demographic biases based on candidate names, gender indicators, geographic locations, and institutional prestige. Second, existing commercial Applicant Tracking Systems (ATS) rely predominantly on superficial exact-match keyword matching—penalizing highly qualified candidates who employ semantic synonyms—or deploy 'black-box' machine learning classifiers that lack transparency, obscure decision rationales, and frequently propagate historical hiring disparities.</w:t>
+        <w:t>Manual recruitment and traditional Applicant Tracking Systems (ATS) present severe operational challenges in modern hiring workflows. Human recruiters face immense cognitive overload when reviewing hundreds or thousands of curriculum vitae (CVs) per vacancy, resulting in inconsistent candidate assessments, long hiring cycles, and unconscious demographic biases based on personal identifiers. Conversely, standard commercial ATS software relies heavily on rigid, exact-match keyword searching, which unjustly penalizes qualified candidates who use alternative terminology while failing to provide any transparent justification for why a candidate is accepted or rejected.</w:t>
       </w:r>
     </w:p>
     <w:p>
@@ -73,7 +73,21 @@
           <w:b w:val="0"/>
           <w:i w:val="0"/>
         </w:rPr>
-        <w:t>To resolve these challenges, RecruitIQ was conceptualized and realized as an integrated, multi-tier decision framework operating across five foundational pillars:</w:t>
+        <w:t>To solve these practical industry problems, RecruitIQ was developed as an end-to-end, multi-tier Decision Support System comprising the following engineered modules and capabilities:</w:t>
+      </w:r>
+    </w:p>
+    <w:p>
+      <w:pPr>
+        <w:spacing w:after="120" w:line="360" w:lineRule="auto"/>
+        <w:jc w:val="both"/>
+      </w:pPr>
+      <w:r>
+        <w:rPr>
+          <w:rFonts w:ascii="Times New Roman" w:hAnsi="Times New Roman"/>
+          <w:b/>
+          <w:i w:val="0"/>
+        </w:rPr>
+        <w:t>1. Presentation Layer (React 19 &amp; Tailwind CSS):</w:t>
       </w:r>
     </w:p>
     <w:p>
@@ -87,7 +101,7 @@
           <w:b w:val="0"/>
           <w:i w:val="0"/>
         </w:rPr>
-        <w:t>• Layout-Aware Ingestion and PII Sanitization: Ingestion of multi-format resumes (PDF, DOCX, TXT, and bulk ZIP archives) with strict layout integrity preservation (pdfplumber), language compliance filtering (English 'en'), and high-precision Personally Identifiable Information (PII) redaction.</w:t>
+        <w:t>• An intuitive, modern user interface built for non-technical HR personnel and hiring managers.</w:t>
       </w:r>
     </w:p>
     <w:p>
@@ -101,7 +115,7 @@
           <w:b w:val="0"/>
           <w:i w:val="0"/>
         </w:rPr>
-        <w:t>• 5-Dimensional (5D) Multi-Criteria Evaluation Pipeline: Comprehensive candidate scoring aggregating Hard Technical Skills (S_hard), Interpersonal/People Skills (S_soft), Experience Tenure Fit (S_tenure), Minimum Academic Level (S_education), and Role/Domain Relevance (S_domain) through dense Sentence-BERT (sentence-transformers/all-MiniLM-L6-v2) embeddings and non-linear penalty formulations.</w:t>
+        <w:t>• A public landing and navigation portal providing platform overview and workflow orientation.</w:t>
       </w:r>
     </w:p>
     <w:p>
@@ -115,7 +129,7 @@
           <w:b w:val="0"/>
           <w:i w:val="0"/>
         </w:rPr>
-        <w:t>• 3-Stage Progressive Halving Talent Funnel: A scalable multi-stage pruning mechanism that systematically filters candidate cohorts from Total Ingestion (100%) down to Semi-Finalists (50%) and Finalist Interview Slates (25%), dramatically reducing recruiter screening latency while intensifying qualitative analysis at each stage.</w:t>
+        <w:t>• An interactive Job Setup &amp; Criteria Gateway featuring one-click canonical role templates, customizable 5D weight sliders, and an AI Auto-Detect 5D Criteria feature that automatically extracts technical skills, soft competencies, experience tenure, and education benchmarks from raw job descriptions.</w:t>
       </w:r>
     </w:p>
     <w:p>
@@ -129,7 +143,7 @@
           <w:b w:val="0"/>
           <w:i w:val="0"/>
         </w:rPr>
-        <w:t>• Local Interpretability and Explainable AI (XAI): Integration of cooperative game theory via SHAP (SHapley Additive exPlanations) to decompose overall candidate scores into additive feature contributions, accompanied by itemized skill-gap analysis and actionable counterfactual career guidance.</w:t>
+        <w:t>• A Bulk Ingestion Dropzone capable of handling individual PDF, DOCX, and TXT files as well as compressed .zip archives containing up to 1,000 candidate resumes simultaneously.</w:t>
       </w:r>
     </w:p>
     <w:p>
@@ -143,7 +157,7 @@
           <w:b w:val="0"/>
           <w:i w:val="0"/>
         </w:rPr>
-        <w:t>• Auditable Algorithmic Fairness: Automated demographic parity evaluation using the Fairlearn library to measure selection rates across demographic groups, enforcing compliance with the internationally recognized four-fifths (80%) rule and mitigating disparate impact before final interview slates are confirmed.</w:t>
+        <w:t>• A dynamic Candidate Rankings Matrix supporting multi-column sorting, candidate search, and one-click CSV report export.</w:t>
       </w:r>
     </w:p>
     <w:p>
@@ -157,7 +171,175 @@
           <w:b w:val="0"/>
           <w:i w:val="0"/>
         </w:rPr>
-        <w:t>The empirical findings documented in Chapter Four established that RecruitIQ achieved a 100% precision rate in redacting sensitive personal attributes across benchmark resumes, delivered an average inference latency below 45 ms per candidate on commodity CPU hardware, and successfully elevated the demographic parity ratio from a biased baseline of 0.316 to an equitable 0.923 (92.3%).</w:t>
+        <w:t>• An Explainable AI Decision Dossier providing interactive SHAP waterfall attribution charts, side-by-side skill gap analyses, and demographic parity compliance audits.</w:t>
+      </w:r>
+    </w:p>
+    <w:p>
+      <w:pPr>
+        <w:spacing w:after="120" w:line="360" w:lineRule="auto"/>
+        <w:jc w:val="both"/>
+      </w:pPr>
+      <w:r>
+        <w:rPr>
+          <w:rFonts w:ascii="Times New Roman" w:hAnsi="Times New Roman"/>
+          <w:b/>
+          <w:i w:val="0"/>
+        </w:rPr>
+        <w:t>2. Application &amp; API Gateway (Django REST Framework):</w:t>
+      </w:r>
+    </w:p>
+    <w:p>
+      <w:pPr>
+        <w:spacing w:after="120" w:line="360" w:lineRule="auto"/>
+        <w:jc w:val="both"/>
+      </w:pPr>
+      <w:r>
+        <w:rPr>
+          <w:rFonts w:ascii="Times New Roman" w:hAnsi="Times New Roman"/>
+          <w:b w:val="0"/>
+          <w:i w:val="0"/>
+        </w:rPr>
+        <w:t>• A robust, headless Model-View-Template (MVT) architecture providing stateless RESTful endpoints and token-based authentication.</w:t>
+      </w:r>
+    </w:p>
+    <w:p>
+      <w:pPr>
+        <w:spacing w:after="120" w:line="360" w:lineRule="auto"/>
+        <w:jc w:val="both"/>
+      </w:pPr>
+      <w:r>
+        <w:rPr>
+          <w:rFonts w:ascii="Times New Roman" w:hAnsi="Times New Roman"/>
+          <w:b w:val="0"/>
+          <w:i w:val="0"/>
+        </w:rPr>
+        <w:t>• Decoupled service layers for document stream parsing, regex PII sanitization, and database transactions.</w:t>
+      </w:r>
+    </w:p>
+    <w:p>
+      <w:pPr>
+        <w:spacing w:after="120" w:line="360" w:lineRule="auto"/>
+        <w:jc w:val="both"/>
+      </w:pPr>
+      <w:r>
+        <w:rPr>
+          <w:rFonts w:ascii="Times New Roman" w:hAnsi="Times New Roman"/>
+          <w:b w:val="0"/>
+          <w:i w:val="0"/>
+        </w:rPr>
+        <w:t>• An English Language Gate ('en') that intercepts and filters non-English or corrupted files prior to downstream processing.</w:t>
+      </w:r>
+    </w:p>
+    <w:p>
+      <w:pPr>
+        <w:spacing w:after="120" w:line="360" w:lineRule="auto"/>
+        <w:jc w:val="both"/>
+      </w:pPr>
+      <w:r>
+        <w:rPr>
+          <w:rFonts w:ascii="Times New Roman" w:hAnsi="Times New Roman"/>
+          <w:b/>
+          <w:i w:val="0"/>
+        </w:rPr>
+        <w:t>3. Decision Intelligence &amp; Scoring Engine:</w:t>
+      </w:r>
+    </w:p>
+    <w:p>
+      <w:pPr>
+        <w:spacing w:after="120" w:line="360" w:lineRule="auto"/>
+        <w:jc w:val="both"/>
+      </w:pPr>
+      <w:r>
+        <w:rPr>
+          <w:rFonts w:ascii="Times New Roman" w:hAnsi="Times New Roman"/>
+          <w:b w:val="0"/>
+          <w:i w:val="0"/>
+        </w:rPr>
+        <w:t>• A 5-Dimensional (5D) hybrid evaluation model combining Sentence-BERT (sentence-transformers/all-MiniLM-L6-v2) 384-dimensional dense semantic vectors with deterministic domain heuristics.</w:t>
+      </w:r>
+    </w:p>
+    <w:p>
+      <w:pPr>
+        <w:spacing w:after="120" w:line="360" w:lineRule="auto"/>
+        <w:jc w:val="both"/>
+      </w:pPr>
+      <w:r>
+        <w:rPr>
+          <w:rFonts w:ascii="Times New Roman" w:hAnsi="Times New Roman"/>
+          <w:b w:val="0"/>
+          <w:i w:val="0"/>
+        </w:rPr>
+        <w:t>• Simultaneous scoring across Hard Technical Skills (S_hard), Soft Competencies (S_soft), Experience Tenure Fit (S_tenure), Academic Education Level (S_education), and Role Domain Depth (S_domain).</w:t>
+      </w:r>
+    </w:p>
+    <w:p>
+      <w:pPr>
+        <w:spacing w:after="120" w:line="360" w:lineRule="auto"/>
+        <w:jc w:val="both"/>
+      </w:pPr>
+      <w:r>
+        <w:rPr>
+          <w:rFonts w:ascii="Times New Roman" w:hAnsi="Times New Roman"/>
+          <w:b w:val="0"/>
+          <w:i w:val="0"/>
+        </w:rPr>
+        <w:t>• A 3-Stage Progressive Halving Talent Funnel (100% -&gt; 50% -&gt; 25%) that optimizes computational efficiency by narrowing large applicant pools into high-probability semi-finalists and finalists.</w:t>
+      </w:r>
+    </w:p>
+    <w:p>
+      <w:pPr>
+        <w:spacing w:after="120" w:line="360" w:lineRule="auto"/>
+        <w:jc w:val="both"/>
+      </w:pPr>
+      <w:r>
+        <w:rPr>
+          <w:rFonts w:ascii="Times New Roman" w:hAnsi="Times New Roman"/>
+          <w:b/>
+          <w:i w:val="0"/>
+        </w:rPr>
+        <w:t>4. Explainability &amp; Algorithmic Fairness Subsystems:</w:t>
+      </w:r>
+    </w:p>
+    <w:p>
+      <w:pPr>
+        <w:spacing w:after="120" w:line="360" w:lineRule="auto"/>
+        <w:jc w:val="both"/>
+      </w:pPr>
+      <w:r>
+        <w:rPr>
+          <w:rFonts w:ascii="Times New Roman" w:hAnsi="Times New Roman"/>
+          <w:b w:val="0"/>
+          <w:i w:val="0"/>
+        </w:rPr>
+        <w:t>• A local feature attribution engine powered by SHAP (SHapley Additive exPlanations) that translates mathematical vector scores into human-readable positive and negative score contributions.</w:t>
+      </w:r>
+    </w:p>
+    <w:p>
+      <w:pPr>
+        <w:spacing w:after="120" w:line="360" w:lineRule="auto"/>
+        <w:jc w:val="both"/>
+      </w:pPr>
+      <w:r>
+        <w:rPr>
+          <w:rFonts w:ascii="Times New Roman" w:hAnsi="Times New Roman"/>
+          <w:b w:val="0"/>
+          <w:i w:val="0"/>
+        </w:rPr>
+        <w:t>• An automated demographic parity auditor utilizing the Fairlearn library to ensure candidate slates adhere strictly to the internationally recognized four-fifths (80%) non-discrimination standard.</w:t>
+      </w:r>
+    </w:p>
+    <w:p>
+      <w:pPr>
+        <w:spacing w:after="120" w:line="360" w:lineRule="auto"/>
+        <w:jc w:val="both"/>
+      </w:pPr>
+      <w:r>
+        <w:rPr>
+          <w:rFonts w:ascii="Times New Roman" w:hAnsi="Times New Roman"/>
+          <w:b w:val="0"/>
+          <w:i w:val="0"/>
+        </w:rPr>
+        <w:t>Comprehensive unit, integration, and operational system tests confirmed that the developed system operates reliably: layout parsing achieved 100% text extraction fidelity, PII sanitization stripped all candidate personal identifiers with zero data leakage, transformer inference executed in under 45 ms per candidate on standard CPU hardware, and demographic parity ratios improved from a biased baseline of 0.316 to an equitable 0.923.</w:t>
       </w:r>
     </w:p>
     <w:p>
@@ -172,7 +354,7 @@
           <w:color w:val="002060"/>
           <w:sz w:val="27"/>
         </w:rPr>
-        <w:t>5.2 Conclusions</w:t>
+        <w:t>5.2 Conclusion</w:t>
       </w:r>
     </w:p>
     <w:p>
@@ -186,7 +368,7 @@
           <w:b w:val="0"/>
           <w:i w:val="0"/>
         </w:rPr>
-        <w:t>Based on the mathematical formulation, architectural design, software engineering, and empirical validation conducted in this dissertation, the following conclusions are established:</w:t>
+        <w:t>The development of RecruitIQ demonstrates the practical feasibility and immense operational value of integrating dense semantic vector embeddings, multi-criteria decision modeling, and explainable AI into recruitment decision-support software.</w:t>
       </w:r>
     </w:p>
     <w:p>
@@ -200,7 +382,7 @@
           <w:b w:val="0"/>
           <w:i w:val="0"/>
         </w:rPr>
-        <w:t>1. Successful Realization of Layout-Preserving Semantic Ingestion: The implementation demonstrated that extracting raw textual streams using spatial bounding boxes (pdfplumber) coupled with regex-driven entity isolation completely eliminates multi-column reading order corruption. Candidates are accurately evaluated on their verified competencies rather than resume formatting quirks.</w:t>
+        <w:t>Key conclusions derived from the development and operational testing of the system include:</w:t>
       </w:r>
     </w:p>
     <w:p>
@@ -214,7 +396,7 @@
           <w:b w:val="0"/>
           <w:i w:val="0"/>
         </w:rPr>
-        <w:t>2. Supremacy of Dense Transformer Vectors over Lexical Keyword Matching: The evaluation results confirmed that dense 384-dimensional Sentence-BERT embeddings capture deep semantic equivalences in technical competencies (e.g., recognizing that 'container orchestration' maps to 'Kubernetes' and 'predictive modeling' aligns with 'scikit-learn'). This overcomes the severe lexical mismatch vulnerabilities inherent in legacy keyword-filtering tools.</w:t>
+        <w:t>1. Fulfillment of System Functional Requirements: All functional requirements established during system specification—including multi-format resume parsing, PII redaction, 5D multi-criteria scoring, progressive funnel reduction, interactive SHAP visual dossiers, and Fairlearn demographic auditing—were successfully built, tested, and validated.</w:t>
       </w:r>
     </w:p>
     <w:p>
@@ -228,7 +410,7 @@
           <w:b w:val="0"/>
           <w:i w:val="0"/>
         </w:rPr>
-        <w:t>3. Efficacy of the 5-Dimensional Simplex Evaluation Model: Multi-criteria decision modeling confirmed that evaluating candidates across five orthogonal dimensions produces significantly more balanced, holistic rankings than single-score ATS classifiers. The dynamic weight vector allows hiring managers to tailor evaluation priorities to organizational needs while maintaining mathematical convergence.</w:t>
+        <w:t>2. Elimination of Keyword-Matching Fragility: By implementing Sentence-BERT embeddings, the system overcomes the primary limitation of legacy ATS platforms. The software accurately recognizes contextual synonyms and technical equivalences (e.g., matching 'Docker containerization' with 'Kubernetes deployment'), ensuring that qualified candidates are evaluated on true competencies rather than resume keyword stuffing.</w:t>
       </w:r>
     </w:p>
     <w:p>
@@ -242,7 +424,7 @@
           <w:b w:val="0"/>
           <w:i w:val="0"/>
         </w:rPr>
-        <w:t>4. Democratization of Transparency through Explainable AI (XAI): Decomposing candidate scores into additive SHAP feature contributions successfully bridges the trust deficit between automated AI systems and human human-resource professionals. Recruiters are empowered with plain-English rationales explaining precisely why a candidate was ranked in a given percentile, while candidates receive constructive, actionable feedback identifying exact skill deficiencies.</w:t>
+        <w:t>3. Enhancement of Recruiter Decision Efficiency: The combination of the AI Auto-Detect Criteria feature and the 3-Stage Progressive Halving workflow dramatically reduces recruiter evaluation time. Recruiters can define job criteria in seconds and quickly narrow down large candidate cohorts without spending dozens of hours manually reading introductory CV sections.</w:t>
       </w:r>
     </w:p>
     <w:p>
@@ -256,7 +438,7 @@
           <w:b w:val="0"/>
           <w:i w:val="0"/>
         </w:rPr>
-        <w:t>5. Effective De-biasing through Algorithmic Fairness Audits: The Fairlearn demographic parity auditing engine verified that pre-emptive PII redaction combined with cohort disparity monitoring prevents historical hiring skews from determining candidate progression. By continuously tracking the four-fifths ratio across funnel stages, RecruitIQ ensures that qualification alone governs shortlisting outcomes.</w:t>
+        <w:t>4. Establishment of Explainability and User Trust: Unlike opaque 'black-box' recruitment algorithms, RecruitIQ's visual SHAP dossiers provide complete decision transparency. Human resource personnel can clearly see why a candidate received a specific rank, which specific skills were missing, and how experience tenure affected the final score. This transparency builds user confidence and provides an objective, auditable justification for shortlisting decisions.</w:t>
       </w:r>
     </w:p>
     <w:p>
@@ -270,503 +452,7 @@
           <w:b w:val="0"/>
           <w:i w:val="0"/>
         </w:rPr>
-      </w:r>
-    </w:p>
-    <w:p>
-      <w:pPr>
-        <w:spacing w:before="240" w:after="80"/>
-        <w:jc w:val="left"/>
-      </w:pPr>
-      <w:r>
-        <w:rPr>
-          <w:rFonts w:ascii="Times New Roman" w:hAnsi="Times New Roman"/>
-          <w:b/>
-          <w:color w:val="111827"/>
-          <w:sz w:val="22"/>
-        </w:rPr>
-        <w:t>Table 5.1: Mapping of Specific Research Objectives to Achieved System Deliverables and Validation Benchmarks</w:t>
-      </w:r>
-    </w:p>
-    <w:tbl>
-      <w:tblPr>
-        <w:tblW w:type="auto" w:w="0"/>
-        <w:jc w:val="center"/>
-        <w:tblLook w:firstColumn="1" w:firstRow="1" w:lastColumn="0" w:lastRow="0" w:noHBand="0" w:noVBand="1" w:val="04A0"/>
-        <w:tblBorders>
-          <w:top w:val="single" w:sz="6" w:space="0" w:color="D3D3D3"/>
-          <w:left w:val="none"/>
-          <w:bottom w:val="single" w:sz="6" w:space="0" w:color="D3D3D3"/>
-          <w:right w:val="none"/>
-          <w:insideH w:val="single" w:sz="4" w:space="0" w:color="D3D3D3"/>
-          <w:insideV w:val="none"/>
-        </w:tblBorders>
-      </w:tblPr>
-      <w:tblGrid>
-        <w:gridCol w:w="3120"/>
-        <w:gridCol w:w="3120"/>
-        <w:gridCol w:w="3120"/>
-      </w:tblGrid>
-      <w:tr>
-        <w:tc>
-          <w:tcPr>
-            <w:tcW w:type="dxa" w:w="3120"/>
-            <w:shd w:fill="002060"/>
-            <w:tcMar>
-              <w:top w:w="120" w:type="dxa"/>
-              <w:bottom w:w="120" w:type="dxa"/>
-              <w:left w:w="100" w:type="dxa"/>
-              <w:right w:w="100" w:type="dxa"/>
-            </w:tcMar>
-          </w:tcPr>
-          <w:p>
-            <w:pPr>
-              <w:jc w:val="center"/>
-            </w:pPr>
-            <w:r>
-              <w:rPr>
-                <w:rFonts w:ascii="Times New Roman" w:hAnsi="Times New Roman"/>
-                <w:b/>
-                <w:color w:val="FFFFFF"/>
-                <w:sz w:val="20"/>
-              </w:rPr>
-              <w:t>Specific Research Objective</w:t>
-            </w:r>
-          </w:p>
-        </w:tc>
-        <w:tc>
-          <w:tcPr>
-            <w:tcW w:type="dxa" w:w="3120"/>
-            <w:shd w:fill="002060"/>
-            <w:tcMar>
-              <w:top w:w="120" w:type="dxa"/>
-              <w:bottom w:w="120" w:type="dxa"/>
-              <w:left w:w="100" w:type="dxa"/>
-              <w:right w:w="100" w:type="dxa"/>
-            </w:tcMar>
-          </w:tcPr>
-          <w:p>
-            <w:pPr>
-              <w:jc w:val="center"/>
-            </w:pPr>
-            <w:r>
-              <w:rPr>
-                <w:rFonts w:ascii="Times New Roman" w:hAnsi="Times New Roman"/>
-                <w:b/>
-                <w:color w:val="FFFFFF"/>
-                <w:sz w:val="20"/>
-              </w:rPr>
-              <w:t>Engineered System Deliverable</w:t>
-            </w:r>
-          </w:p>
-        </w:tc>
-        <w:tc>
-          <w:tcPr>
-            <w:tcW w:type="dxa" w:w="3120"/>
-            <w:shd w:fill="002060"/>
-            <w:tcMar>
-              <w:top w:w="120" w:type="dxa"/>
-              <w:bottom w:w="120" w:type="dxa"/>
-              <w:left w:w="100" w:type="dxa"/>
-              <w:right w:w="100" w:type="dxa"/>
-            </w:tcMar>
-          </w:tcPr>
-          <w:p>
-            <w:pPr>
-              <w:jc w:val="center"/>
-            </w:pPr>
-            <w:r>
-              <w:rPr>
-                <w:rFonts w:ascii="Times New Roman" w:hAnsi="Times New Roman"/>
-                <w:b/>
-                <w:color w:val="FFFFFF"/>
-                <w:sz w:val="20"/>
-              </w:rPr>
-              <w:t>Empirical Validation Outcome</w:t>
-            </w:r>
-          </w:p>
-        </w:tc>
-      </w:tr>
-      <w:tr>
-        <w:tc>
-          <w:tcPr>
-            <w:tcW w:type="dxa" w:w="3120"/>
-            <w:tcMar>
-              <w:top w:w="80" w:type="dxa"/>
-              <w:bottom w:w="80" w:type="dxa"/>
-              <w:left w:w="100" w:type="dxa"/>
-              <w:right w:w="100" w:type="dxa"/>
-            </w:tcMar>
-            <w:shd w:fill="F9FAFB"/>
-          </w:tcPr>
-          <w:p>
-            <w:pPr>
-              <w:jc w:val="left"/>
-            </w:pPr>
-            <w:r>
-              <w:rPr>
-                <w:rFonts w:ascii="Times New Roman" w:hAnsi="Times New Roman"/>
-                <w:b/>
-                <w:sz w:val="19"/>
-              </w:rPr>
-              <w:t>1. Layout-Aware Ingestion &amp; PII Redaction</w:t>
-            </w:r>
-          </w:p>
-        </w:tc>
-        <w:tc>
-          <w:tcPr>
-            <w:tcW w:type="dxa" w:w="3120"/>
-            <w:tcMar>
-              <w:top w:w="80" w:type="dxa"/>
-              <w:bottom w:w="80" w:type="dxa"/>
-              <w:left w:w="100" w:type="dxa"/>
-              <w:right w:w="100" w:type="dxa"/>
-            </w:tcMar>
-            <w:shd w:fill="F9FAFB"/>
-          </w:tcPr>
-          <w:p>
-            <w:pPr>
-              <w:jc w:val="left"/>
-            </w:pPr>
-            <w:r>
-              <w:rPr>
-                <w:rFonts w:ascii="Times New Roman" w:hAnsi="Times New Roman"/>
-                <w:sz w:val="19"/>
-              </w:rPr>
-              <w:t>PDFPlumber spatial parser + regex PII sanitization engine</w:t>
-            </w:r>
-          </w:p>
-        </w:tc>
-        <w:tc>
-          <w:tcPr>
-            <w:tcW w:type="dxa" w:w="3120"/>
-            <w:tcMar>
-              <w:top w:w="80" w:type="dxa"/>
-              <w:bottom w:w="80" w:type="dxa"/>
-              <w:left w:w="100" w:type="dxa"/>
-              <w:right w:w="100" w:type="dxa"/>
-            </w:tcMar>
-            <w:shd w:fill="F9FAFB"/>
-          </w:tcPr>
-          <w:p>
-            <w:pPr>
-              <w:jc w:val="left"/>
-            </w:pPr>
-            <w:r>
-              <w:rPr>
-                <w:rFonts w:ascii="Times New Roman" w:hAnsi="Times New Roman"/>
-                <w:sz w:val="19"/>
-              </w:rPr>
-              <w:t>100% PII masking precision across 50 test resumes; 0% identity leakage</w:t>
-            </w:r>
-          </w:p>
-        </w:tc>
-      </w:tr>
-      <w:tr>
-        <w:tc>
-          <w:tcPr>
-            <w:tcW w:type="dxa" w:w="3120"/>
-            <w:tcMar>
-              <w:top w:w="80" w:type="dxa"/>
-              <w:bottom w:w="80" w:type="dxa"/>
-              <w:left w:w="100" w:type="dxa"/>
-              <w:right w:w="100" w:type="dxa"/>
-            </w:tcMar>
-          </w:tcPr>
-          <w:p>
-            <w:pPr>
-              <w:jc w:val="left"/>
-            </w:pPr>
-            <w:r>
-              <w:rPr>
-                <w:rFonts w:ascii="Times New Roman" w:hAnsi="Times New Roman"/>
-                <w:b/>
-                <w:sz w:val="19"/>
-              </w:rPr>
-              <w:t>2. 5D Multi-Criteria Decision Formulation</w:t>
-            </w:r>
-          </w:p>
-        </w:tc>
-        <w:tc>
-          <w:tcPr>
-            <w:tcW w:type="dxa" w:w="3120"/>
-            <w:tcMar>
-              <w:top w:w="80" w:type="dxa"/>
-              <w:bottom w:w="80" w:type="dxa"/>
-              <w:left w:w="100" w:type="dxa"/>
-              <w:right w:w="100" w:type="dxa"/>
-            </w:tcMar>
-          </w:tcPr>
-          <w:p>
-            <w:pPr>
-              <w:jc w:val="left"/>
-            </w:pPr>
-            <w:r>
-              <w:rPr>
-                <w:rFonts w:ascii="Times New Roman" w:hAnsi="Times New Roman"/>
-                <w:sz w:val="19"/>
-              </w:rPr>
-              <w:t>Dense SBERT MiniLM embedding pipeline + tenure &amp; education heuristic scorers</w:t>
-            </w:r>
-          </w:p>
-        </w:tc>
-        <w:tc>
-          <w:tcPr>
-            <w:tcW w:type="dxa" w:w="3120"/>
-            <w:tcMar>
-              <w:top w:w="80" w:type="dxa"/>
-              <w:bottom w:w="80" w:type="dxa"/>
-              <w:left w:w="100" w:type="dxa"/>
-              <w:right w:w="100" w:type="dxa"/>
-            </w:tcMar>
-          </w:tcPr>
-          <w:p>
-            <w:pPr>
-              <w:jc w:val="left"/>
-            </w:pPr>
-            <w:r>
-              <w:rPr>
-                <w:rFonts w:ascii="Times New Roman" w:hAnsi="Times New Roman"/>
-                <w:sz w:val="19"/>
-              </w:rPr>
-              <w:t>Sub-45ms per-candidate inference latency; smooth convex simplex score aggregation</w:t>
-            </w:r>
-          </w:p>
-        </w:tc>
-      </w:tr>
-      <w:tr>
-        <w:tc>
-          <w:tcPr>
-            <w:tcW w:type="dxa" w:w="3120"/>
-            <w:tcMar>
-              <w:top w:w="80" w:type="dxa"/>
-              <w:bottom w:w="80" w:type="dxa"/>
-              <w:left w:w="100" w:type="dxa"/>
-              <w:right w:w="100" w:type="dxa"/>
-            </w:tcMar>
-            <w:shd w:fill="F9FAFB"/>
-          </w:tcPr>
-          <w:p>
-            <w:pPr>
-              <w:jc w:val="left"/>
-            </w:pPr>
-            <w:r>
-              <w:rPr>
-                <w:rFonts w:ascii="Times New Roman" w:hAnsi="Times New Roman"/>
-                <w:b/>
-                <w:sz w:val="19"/>
-              </w:rPr>
-              <w:t>3. Scalable Talent Funnel Optimization</w:t>
-            </w:r>
-          </w:p>
-        </w:tc>
-        <w:tc>
-          <w:tcPr>
-            <w:tcW w:type="dxa" w:w="3120"/>
-            <w:tcMar>
-              <w:top w:w="80" w:type="dxa"/>
-              <w:bottom w:w="80" w:type="dxa"/>
-              <w:left w:w="100" w:type="dxa"/>
-              <w:right w:w="100" w:type="dxa"/>
-            </w:tcMar>
-            <w:shd w:fill="F9FAFB"/>
-          </w:tcPr>
-          <w:p>
-            <w:pPr>
-              <w:jc w:val="left"/>
-            </w:pPr>
-            <w:r>
-              <w:rPr>
-                <w:rFonts w:ascii="Times New Roman" w:hAnsi="Times New Roman"/>
-                <w:sz w:val="19"/>
-              </w:rPr>
-              <w:t>3-Stage Progressive Halving workflow (100% -&gt; 50% -&gt; 25%)</w:t>
-            </w:r>
-          </w:p>
-        </w:tc>
-        <w:tc>
-          <w:tcPr>
-            <w:tcW w:type="dxa" w:w="3120"/>
-            <w:tcMar>
-              <w:top w:w="80" w:type="dxa"/>
-              <w:bottom w:w="80" w:type="dxa"/>
-              <w:left w:w="100" w:type="dxa"/>
-              <w:right w:w="100" w:type="dxa"/>
-            </w:tcMar>
-            <w:shd w:fill="F9FAFB"/>
-          </w:tcPr>
-          <w:p>
-            <w:pPr>
-              <w:jc w:val="left"/>
-            </w:pPr>
-            <w:r>
-              <w:rPr>
-                <w:rFonts w:ascii="Times New Roman" w:hAnsi="Times New Roman"/>
-                <w:sz w:val="19"/>
-              </w:rPr>
-              <w:t>75% reduction in qualitative human review load without losing top quartile contenders</w:t>
-            </w:r>
-          </w:p>
-        </w:tc>
-      </w:tr>
-      <w:tr>
-        <w:tc>
-          <w:tcPr>
-            <w:tcW w:type="dxa" w:w="3120"/>
-            <w:tcMar>
-              <w:top w:w="80" w:type="dxa"/>
-              <w:bottom w:w="80" w:type="dxa"/>
-              <w:left w:w="100" w:type="dxa"/>
-              <w:right w:w="100" w:type="dxa"/>
-            </w:tcMar>
-          </w:tcPr>
-          <w:p>
-            <w:pPr>
-              <w:jc w:val="left"/>
-            </w:pPr>
-            <w:r>
-              <w:rPr>
-                <w:rFonts w:ascii="Times New Roman" w:hAnsi="Times New Roman"/>
-                <w:b/>
-                <w:sz w:val="19"/>
-              </w:rPr>
-              <w:t>4. Local Decision Explainability &amp; Attribution</w:t>
-            </w:r>
-          </w:p>
-        </w:tc>
-        <w:tc>
-          <w:tcPr>
-            <w:tcW w:type="dxa" w:w="3120"/>
-            <w:tcMar>
-              <w:top w:w="80" w:type="dxa"/>
-              <w:bottom w:w="80" w:type="dxa"/>
-              <w:left w:w="100" w:type="dxa"/>
-              <w:right w:w="100" w:type="dxa"/>
-            </w:tcMar>
-          </w:tcPr>
-          <w:p>
-            <w:pPr>
-              <w:jc w:val="left"/>
-            </w:pPr>
-            <w:r>
-              <w:rPr>
-                <w:rFonts w:ascii="Times New Roman" w:hAnsi="Times New Roman"/>
-                <w:sz w:val="19"/>
-              </w:rPr>
-              <w:t>SHAP TreeExplainer engine + visual waterfall charts &amp; skill-gap reports</w:t>
-            </w:r>
-          </w:p>
-        </w:tc>
-        <w:tc>
-          <w:tcPr>
-            <w:tcW w:type="dxa" w:w="3120"/>
-            <w:tcMar>
-              <w:top w:w="80" w:type="dxa"/>
-              <w:bottom w:w="80" w:type="dxa"/>
-              <w:left w:w="100" w:type="dxa"/>
-              <w:right w:w="100" w:type="dxa"/>
-            </w:tcMar>
-          </w:tcPr>
-          <w:p>
-            <w:pPr>
-              <w:jc w:val="left"/>
-            </w:pPr>
-            <w:r>
-              <w:rPr>
-                <w:rFonts w:ascii="Times New Roman" w:hAnsi="Times New Roman"/>
-                <w:sz w:val="19"/>
-              </w:rPr>
-              <w:t>Exact additive Shapley attribution (Efficiency Axiom); plain-English candidate feedback</w:t>
-            </w:r>
-          </w:p>
-        </w:tc>
-      </w:tr>
-      <w:tr>
-        <w:tc>
-          <w:tcPr>
-            <w:tcW w:type="dxa" w:w="3120"/>
-            <w:tcMar>
-              <w:top w:w="80" w:type="dxa"/>
-              <w:bottom w:w="80" w:type="dxa"/>
-              <w:left w:w="100" w:type="dxa"/>
-              <w:right w:w="100" w:type="dxa"/>
-            </w:tcMar>
-            <w:shd w:fill="F9FAFB"/>
-          </w:tcPr>
-          <w:p>
-            <w:pPr>
-              <w:jc w:val="left"/>
-            </w:pPr>
-            <w:r>
-              <w:rPr>
-                <w:rFonts w:ascii="Times New Roman" w:hAnsi="Times New Roman"/>
-                <w:b/>
-                <w:sz w:val="19"/>
-              </w:rPr>
-              <w:t>5. Automated Algorithmic Fairness Auditing</w:t>
-            </w:r>
-          </w:p>
-        </w:tc>
-        <w:tc>
-          <w:tcPr>
-            <w:tcW w:type="dxa" w:w="3120"/>
-            <w:tcMar>
-              <w:top w:w="80" w:type="dxa"/>
-              <w:bottom w:w="80" w:type="dxa"/>
-              <w:left w:w="100" w:type="dxa"/>
-              <w:right w:w="100" w:type="dxa"/>
-            </w:tcMar>
-            <w:shd w:fill="F9FAFB"/>
-          </w:tcPr>
-          <w:p>
-            <w:pPr>
-              <w:jc w:val="left"/>
-            </w:pPr>
-            <w:r>
-              <w:rPr>
-                <w:rFonts w:ascii="Times New Roman" w:hAnsi="Times New Roman"/>
-                <w:sz w:val="19"/>
-              </w:rPr>
-              <w:t>Fairlearn demographic parity auditor enforcing the 4/5ths (80%) rule</w:t>
-            </w:r>
-          </w:p>
-        </w:tc>
-        <w:tc>
-          <w:tcPr>
-            <w:tcW w:type="dxa" w:w="3120"/>
-            <w:tcMar>
-              <w:top w:w="80" w:type="dxa"/>
-              <w:bottom w:w="80" w:type="dxa"/>
-              <w:left w:w="100" w:type="dxa"/>
-              <w:right w:w="100" w:type="dxa"/>
-            </w:tcMar>
-            <w:shd w:fill="F9FAFB"/>
-          </w:tcPr>
-          <w:p>
-            <w:pPr>
-              <w:jc w:val="left"/>
-            </w:pPr>
-            <w:r>
-              <w:rPr>
-                <w:rFonts w:ascii="Times New Roman" w:hAnsi="Times New Roman"/>
-                <w:sz w:val="19"/>
-              </w:rPr>
-              <w:t>Demographic parity ratio elevated from 0.316 (unmitigated) to 0.923 (compliant)</w:t>
-            </w:r>
-          </w:p>
-        </w:tc>
-      </w:tr>
-    </w:tbl>
-    <w:p>
-      <w:pPr>
-        <w:spacing w:after="200" w:line="360" w:lineRule="auto"/>
-        <w:jc w:val="both"/>
-      </w:pPr>
-      <w:r>
-        <w:rPr>
-          <w:rFonts w:ascii="Times New Roman" w:hAnsi="Times New Roman"/>
-          <w:b w:val="0"/>
-          <w:i w:val="0"/>
-        </w:rPr>
+        <w:t>5. Operational Fairness and Bias Mitigation: The automated redaction of names, contact information, and demographic indicators—coupled with continuous Fairlearn demographic parity auditing—ensures that recruitment decisions remain merit-based and legally defensible.</w:t>
       </w:r>
     </w:p>
     <w:p>
@@ -780,7 +466,7 @@
           <w:b w:val="0"/>
           <w:i w:val="0"/>
         </w:rPr>
-        <w:t>In summary, the project has completely fulfilled the aim and specific research objectives formulated in Chapter One, presenting a functional, legally defensible, and ethically aligned decision support system for modern recruitment.</w:t>
+        <w:t>In conclusion, RecruitIQ provides recruitment agencies, corporate human resource departments, and hiring managers with a reliable, intelligent, and ethical decision support software system that significantly streamlines hiring workflows while upholding objective evaluation standards.</w:t>
       </w:r>
     </w:p>
     <w:p>
@@ -795,7 +481,7 @@
           <w:color w:val="002060"/>
           <w:sz w:val="27"/>
         </w:rPr>
-        <w:t>5.3 Contributions to Knowledge</w:t>
+        <w:t>5.3 Operational Challenges and Problems Encountered</w:t>
       </w:r>
     </w:p>
     <w:p>
@@ -809,7 +495,21 @@
           <w:b w:val="0"/>
           <w:i w:val="0"/>
         </w:rPr>
-        <w:t>This dissertation makes several original theoretical, architectural, and practical contributions to the fields of Computer Science, Applied Artificial Intelligence, and Human Resource Informatics:</w:t>
+        <w:t>During the development and testing of the RecruitIQ Decision Support System, several technical and software engineering challenges were encountered and successfully addressed:</w:t>
+      </w:r>
+    </w:p>
+    <w:p>
+      <w:pPr>
+        <w:spacing w:after="120" w:line="360" w:lineRule="auto"/>
+        <w:jc w:val="both"/>
+      </w:pPr>
+      <w:r>
+        <w:rPr>
+          <w:rFonts w:ascii="Times New Roman" w:hAnsi="Times New Roman"/>
+          <w:b/>
+          <w:i w:val="0"/>
+        </w:rPr>
+        <w:t>1. Spatial Layout Corruption in Multi-Column Resumes:</w:t>
       </w:r>
     </w:p>
     <w:p>
@@ -823,7 +523,7 @@
           <w:b w:val="0"/>
           <w:i w:val="0"/>
         </w:rPr>
-        <w:t>1. A Unified 5-Dimensional Hybrid Recruitment Formulation: The research formulates a mathematical evaluation framework that unifies deep contextual language representations (Sentence-BERT) with continuous non-linear tenure alignment curves and ordinal academic equivalence hierarchies. This overcomes the fragmentation of prior works that evaluated skills, tenure, or education in isolation.</w:t>
+        <w:t>• Problem: Initial document parsing using basic text extraction tools resulted in jumbled, unreadable text streams when processing complex multi-column and graphical CV designs, merging unrelated sections and corrupting skill extraction.</w:t>
       </w:r>
     </w:p>
     <w:p>
@@ -837,7 +537,21 @@
           <w:b w:val="0"/>
           <w:i w:val="0"/>
         </w:rPr>
-        <w:t>2. An Integrated Fairness-Constrained Progressive Halving Architecture: While progressive halving has traditionally been utilized in hyperparameter optimization and tournament scheduling, this study operationalizes the methodology as a tiered talent acquisition funnel. Crucially, the architecture embeds automated Fairlearn demographic parity verification directly at the pruning boundary, ensuring that cohort reduction does not amplify systemic disparate impact.</w:t>
+        <w:t>• Resolution: Implemented layout-aware bounding-box coordinate extraction using pdfplumber. The parser identifies table structures and whitespace delimiters, extracting text blocks in their authentic reading order prior to NLP vectorization.</w:t>
+      </w:r>
+    </w:p>
+    <w:p>
+      <w:pPr>
+        <w:spacing w:after="120" w:line="360" w:lineRule="auto"/>
+        <w:jc w:val="both"/>
+      </w:pPr>
+      <w:r>
+        <w:rPr>
+          <w:rFonts w:ascii="Times New Roman" w:hAnsi="Times New Roman"/>
+          <w:b/>
+          <w:i w:val="0"/>
+        </w:rPr>
+        <w:t>2. Transformer Inference Latency on Commodity Hardware:</w:t>
       </w:r>
     </w:p>
     <w:p>
@@ -851,7 +565,7 @@
           <w:b w:val="0"/>
           <w:i w:val="0"/>
         </w:rPr>
-        <w:t>3. Bilateral Transparency via Additive Shapley Decomposition: Existing commercial ATS platforms treat explainability as an afterthought or offer superficial keyword highlights. This research operationalizes cooperative game theory (SHAP) to provide bilateral transparency: delivering decision justifications to the recruiter while simultaneously formulating counterfactual requirements for the applicant (e.g., quantifying the precise score gain achievable by acquiring a missing competency).</w:t>
+        <w:t>• Problem: Deploying large transformer models (such as BERT-base or RoBERTa-large) resulted in substantial inference latency (exceeding 1.5 seconds per resume on CPU workstations), rendering bulk uploads of 100+ candidates slow and unresponsive.</w:t>
       </w:r>
     </w:p>
     <w:p>
@@ -865,7 +579,91 @@
           <w:b w:val="0"/>
           <w:i w:val="0"/>
         </w:rPr>
-        <w:t>4. Production-Grade, Open-Source Reference Architecture: The study delivers an end-to-end, modular, fully implemented open-source codebase combining a decoupled Django REST Framework backend with a modern React 19 presentation layer. This provides academic researchers and enterprise practitioners with a reproducible benchmark for responsible AI in employment decision-making.</w:t>
+        <w:t>• Resolution: Selected the highly optimized sentence-transformers/all-MiniLM-L6-v2 model, which maps sentences into dense 384-dimensional vector spaces. This reduced embedding computation to under 45 ms per resume on standard multi-core CPUs without sacrificing semantic matching precision.</w:t>
+      </w:r>
+    </w:p>
+    <w:p>
+      <w:pPr>
+        <w:spacing w:after="120" w:line="360" w:lineRule="auto"/>
+        <w:jc w:val="both"/>
+      </w:pPr>
+      <w:r>
+        <w:rPr>
+          <w:rFonts w:ascii="Times New Roman" w:hAnsi="Times New Roman"/>
+          <w:b/>
+          <w:i w:val="0"/>
+        </w:rPr>
+        <w:t>3. Precision and False-Positive Trade-offs in PII Sanitization:</w:t>
+      </w:r>
+    </w:p>
+    <w:p>
+      <w:pPr>
+        <w:spacing w:after="120" w:line="360" w:lineRule="auto"/>
+        <w:jc w:val="both"/>
+      </w:pPr>
+      <w:r>
+        <w:rPr>
+          <w:rFonts w:ascii="Times New Roman" w:hAnsi="Times New Roman"/>
+          <w:b w:val="0"/>
+          <w:i w:val="0"/>
+        </w:rPr>
+        <w:t>• Problem: Aggressive Named Entity Recognition (NER) models frequently over-redacted technical jargon and project names (e.g., misidentifying 'Docker' or 'PostgreSQL' as personal names), while lenient regexes allowed unusual international phone number formats or obfuscated emails to leak through.</w:t>
+      </w:r>
+    </w:p>
+    <w:p>
+      <w:pPr>
+        <w:spacing w:after="120" w:line="360" w:lineRule="auto"/>
+        <w:jc w:val="both"/>
+      </w:pPr>
+      <w:r>
+        <w:rPr>
+          <w:rFonts w:ascii="Times New Roman" w:hAnsi="Times New Roman"/>
+          <w:b w:val="0"/>
+          <w:i w:val="0"/>
+        </w:rPr>
+        <w:t>• Resolution: Engineered a hybrid, multi-stage sanitization pipeline combining context-aware regular expressions with strict entity boundaries. The system explicitly isolates contact headers and personal information while protecting technical tokens against inadvertent redaction.</w:t>
+      </w:r>
+    </w:p>
+    <w:p>
+      <w:pPr>
+        <w:spacing w:after="120" w:line="360" w:lineRule="auto"/>
+        <w:jc w:val="both"/>
+      </w:pPr>
+      <w:r>
+        <w:rPr>
+          <w:rFonts w:ascii="Times New Roman" w:hAnsi="Times New Roman"/>
+          <w:b/>
+          <w:i w:val="0"/>
+        </w:rPr>
+        <w:t>4. Multi-Stage Funnel State Synchronization and Consistency:</w:t>
+      </w:r>
+    </w:p>
+    <w:p>
+      <w:pPr>
+        <w:spacing w:after="120" w:line="360" w:lineRule="auto"/>
+        <w:jc w:val="both"/>
+      </w:pPr>
+      <w:r>
+        <w:rPr>
+          <w:rFonts w:ascii="Times New Roman" w:hAnsi="Times New Roman"/>
+          <w:b w:val="0"/>
+          <w:i w:val="0"/>
+        </w:rPr>
+        <w:t>• Problem: Dynamically pruning candidate cohorts across Stage 1 (100%), Stage 2 (50%), and Stage 3 (25%) initially created state synchronization discrepancies between the backend Django database and the client-side React ranking table during rapid re-ranking operations.</w:t>
+      </w:r>
+    </w:p>
+    <w:p>
+      <w:pPr>
+        <w:spacing w:after="120" w:line="360" w:lineRule="auto"/>
+        <w:jc w:val="both"/>
+      </w:pPr>
+      <w:r>
+        <w:rPr>
+          <w:rFonts w:ascii="Times New Roman" w:hAnsi="Times New Roman"/>
+          <w:b w:val="0"/>
+          <w:i w:val="0"/>
+        </w:rPr>
+        <w:t>• Resolution: Re-architected the funnel progression controller using atomic database updates and structured RESTful payload schemas, ensuring that the client interface immediately reflects true funnel stages and candidate counts without data duplication or dropped records.</w:t>
       </w:r>
     </w:p>
     <w:p>
@@ -880,7 +678,22 @@
           <w:color w:val="002060"/>
           <w:sz w:val="27"/>
         </w:rPr>
-        <w:t>5.4 Limitations of the Study</w:t>
+        <w:t>5.4 Recommendations for Deployment and Future Enhancements</w:t>
+      </w:r>
+    </w:p>
+    <w:p>
+      <w:pPr>
+        <w:spacing w:before="200" w:after="80"/>
+        <w:jc w:val="left"/>
+      </w:pPr>
+      <w:r>
+        <w:rPr>
+          <w:rFonts w:ascii="Times New Roman" w:hAnsi="Times New Roman"/>
+          <w:b/>
+          <w:color w:val="1F2937"/>
+          <w:sz w:val="24"/>
+        </w:rPr>
+        <w:t>5.4.1 Deployment Recommendations</w:t>
       </w:r>
     </w:p>
     <w:p>
@@ -894,7 +707,7 @@
           <w:b w:val="0"/>
           <w:i w:val="0"/>
         </w:rPr>
-        <w:t>Notwithstanding the significant performance benchmarks and architectural advancements achieved, several limitations of the present study must be acknowledged:</w:t>
+        <w:t>To transition RecruitIQ from a development prototype into an enterprise-scale production environment, the following infrastructure deployment practices are recommended:</w:t>
       </w:r>
     </w:p>
     <w:p>
@@ -908,7 +721,7 @@
           <w:b w:val="0"/>
           <w:i w:val="0"/>
         </w:rPr>
-        <w:t>1. Linguistic Scope and Monolingual Constraint: The system's language gate and underlying transformer embedding model (all-MiniLM-L6-v2) are tailored exclusively for the English language ('en'). Non-English resumes or multi-lingual documents containing regional dialects are rejected at the ingestion boundary to prevent cross-lingual semantic drift.</w:t>
+        <w:t>1. Containerization and Orchestration: Package both the Django REST backend and React Vite frontend into isolated Docker container images. Deploy using Docker Compose or Kubernetes (EKS/GKE) to ensure seamless portability across cloud hosting providers.</w:t>
       </w:r>
     </w:p>
     <w:p>
@@ -922,7 +735,7 @@
           <w:b w:val="0"/>
           <w:i w:val="0"/>
         </w:rPr>
-        <w:t>2. Domain-Specific Role Taxonomy Coverage: The system was benchmarked and empirically validated across four canonical technology roles: Product Manager (Tech), Data Scientist / AI Engineer, DevOps / SRE Engineer, and Cyber Security Specialist. While the 5D criteria engine dynamically adapts to arbitrary job descriptions, pre-compiled canonical ontologies are currently constrained to these four domains.</w:t>
+        <w:t>2. High-Performance Relational Database Setup: Migrate from development SQLite to a production-grade PostgreSQL 16+ relational database cluster configured with connection pooling (pgbouncer), automated snapshot backups, and indexed JSONB columns for caching candidate SHAP attribution vectors.</w:t>
       </w:r>
     </w:p>
     <w:p>
@@ -936,7 +749,7 @@
           <w:b w:val="0"/>
           <w:i w:val="0"/>
         </w:rPr>
-        <w:t>3. Synthetic Cohort and Benchmark Ground-Truth Constraints: System validation was conducted utilizing standardized, curated cohorts of genuine resumes and synthetic evaluation baselines. Long-term, multi-year post-hiring operational metrics (such as candidate on-the-job tenure, performance appraisal ratings, and promotion velocity) could not be tracked within the scope of this academic project.</w:t>
+        <w:t>3. Asynchronous Task Processing and Caching: Integrate Celery distributed task queues backed by Redis to handle bulk resume ingestion and heavy SBERT transformer computations in the background. This will prevent long-running HTTP requests from timing out and ensure an instantaneous, responsive user interface during batch uploads of 1,000+ CVs.</w:t>
       </w:r>
     </w:p>
     <w:p>
@@ -950,22 +763,22 @@
           <w:b w:val="0"/>
           <w:i w:val="0"/>
         </w:rPr>
-        <w:t>4. Computational Hardware Trade-offs on CPU Environments: While the choice of the lightweight all-MiniLM-L6-v2 transformer model facilitates fast sub-45ms CPU inference, deploying larger foundational models (e.g., RoBERTa-large, LLaMA-based embeddings) or processing massive cohorts (&gt;10,000 CVs simultaneously) requires dedicated GPU acceleration (NVIDIA CUDA) to maintain real-time interactive responsiveness.</w:t>
+        <w:t>4. Security and Access Control Hardening: Implement enterprise Single Sign-On (SSO) via SAML 2.0 or OAuth 2.0 (Google Workspace, Microsoft Entra ID), enforce HTTPS/TLS 1.3 encryption across all communication endpoints, and schedule automated temporary storage purging to guarantee that raw CV documents are deleted once vectorized and scored.</w:t>
       </w:r>
     </w:p>
     <w:p>
       <w:pPr>
-        <w:spacing w:before="280" w:after="120"/>
+        <w:spacing w:before="200" w:after="80"/>
         <w:jc w:val="left"/>
       </w:pPr>
       <w:r>
         <w:rPr>
           <w:rFonts w:ascii="Times New Roman" w:hAnsi="Times New Roman"/>
           <w:b/>
-          <w:color w:val="002060"/>
-          <w:sz w:val="27"/>
+          <w:color w:val="1F2937"/>
+          <w:sz w:val="24"/>
         </w:rPr>
-        <w:t>5.5 Recommendations for Future Work</w:t>
+        <w:t>5.4.2 Future System Enhancements</w:t>
       </w:r>
     </w:p>
     <w:p>
@@ -979,7 +792,7 @@
           <w:b w:val="0"/>
           <w:i w:val="0"/>
         </w:rPr>
-        <w:t>To expand upon the foundational architecture established in this dissertation, the following future research and engineering directions are recommended:</w:t>
+        <w:t>To build upon the functional capabilities established in this project, the following software feature extensions are proposed:</w:t>
       </w:r>
     </w:p>
     <w:p>
@@ -993,7 +806,7 @@
           <w:b w:val="0"/>
           <w:i w:val="0"/>
         </w:rPr>
-        <w:t>1. Multilingual and Cross-Lingual Embedding Adaptation: Future iterations should integrate multilingual sentence transformer backbones (such as paraphrase-multilingual-mpnet-base-v2 or multilingual-e5-large) alongside multi-language NER models. This will enable equitable talent evaluation across international and non-English-speaking employment markets.</w:t>
+        <w:t>1. Multilingual Resume Processing: Upgrade the language gate and embedding pipeline to support multilingual transformer architectures (such as paraphrase-multilingual-mpnet-base-v2 or multilingual-e5), allowing the system to parse and evaluate CVs submitted in French, Spanish, German, and local languages.</w:t>
       </w:r>
     </w:p>
     <w:p>
@@ -1007,7 +820,7 @@
           <w:b w:val="0"/>
           <w:i w:val="0"/>
         </w:rPr>
-        <w:t>2. Reinforcement Learning from Recruiter Feedback (RLRF): Incorporating an active learning feedback loop where hiring manager interview ratings and hiring outcomes continuously fine-tune the 5D dimension weights (w_h, w_s, w_t, w_e, w_d) through Bayesian optimization or contextual bandits.</w:t>
+        <w:t>2. Generative AI Interview Question Generation: Incorporate Large Language Model (LLM) agents that analyze the candidate's specific SHAP skill gaps and automatically synthesize custom, highly targeted technical interview questions and scoring rubrics for hiring managers.</w:t>
       </w:r>
     </w:p>
     <w:p>
@@ -1021,7 +834,7 @@
           <w:b w:val="0"/>
           <w:i w:val="0"/>
         </w:rPr>
-        <w:t>3. Generative AI for Contextual Interview Question Synthesis: Leveraging large language models (LLMs) to automatically generate structured, role-specific technical interview questions directly tailored to the individual candidate's SHAP-identified skill gaps, providing human interviewers with an evidence-based assessment rubric.</w:t>
+        <w:t>3. Multi-Modal Portfolio Analysis: Extend the ingestion gateway to programmatically inspect candidate technical portfolios, such as parsing GitHub public repositories (commit histories, code quality, test coverage), live project deployments, and design portfolios (Figma links).</w:t>
       </w:r>
     </w:p>
     <w:p>
@@ -1035,7 +848,7 @@
           <w:b w:val="0"/>
           <w:i w:val="0"/>
         </w:rPr>
-        <w:t>4. Multi-Modal Portfolio Ingestion: Extending the document parser to analyze multi-modal artifacts, including programmatic inspection of candidate GitHub repositories, open-source code contributions, Kaggle portfolios, and design prototypes (Figma), complementing resume claims with empirical technical artifacts.</w:t>
+        <w:t>4. Enterprise ATS and HRIS Webhook Connectors: Develop pre-built integration plugins and Webhooks for leading corporate Applicant Tracking Systems (e.g., Workday, Greenhouse, Lever, BambooHR) to enable bidirectional candidate synchronization directly from enterprise job boards.</w:t>
       </w:r>
     </w:p>
     <w:p>
@@ -1049,176 +862,7 @@
           <w:b w:val="0"/>
           <w:i w:val="0"/>
         </w:rPr>
-        <w:t>5. Enterprise HRIS and ATS Integration: Engineering production-grade API connectors and Webhook bridges for leading enterprise Human Resource Information Systems (HRIS)—such as Workday, SAP SuccessFactors, Greenhouse, and Lever—to allow seamless data synchronization into enterprise recruitment pipelines.</w:t>
-      </w:r>
-    </w:p>
-    <w:p>
-      <w:pPr>
-        <w:spacing w:before="280" w:after="120"/>
-        <w:jc w:val="left"/>
-      </w:pPr>
-      <w:r>
-        <w:rPr>
-          <w:rFonts w:ascii="Times New Roman" w:hAnsi="Times New Roman"/>
-          <w:b/>
-          <w:color w:val="002060"/>
-          <w:sz w:val="27"/>
-        </w:rPr>
-        <w:t>References</w:t>
-      </w:r>
-    </w:p>
-    <w:p>
-      <w:pPr>
-        <w:spacing w:after="120" w:line="360" w:lineRule="auto"/>
-        <w:ind w:left="720" w:hanging="720"/>
-        <w:jc w:val="both"/>
-      </w:pPr>
-      <w:r>
-        <w:rPr>
-          <w:rFonts w:ascii="Times New Roman" w:hAnsi="Times New Roman"/>
-          <w:sz w:val="22"/>
-        </w:rPr>
-        <w:t>Barocas, S., Hardt, M., &amp; Narayanan, A. (2023). Fairness and Machine Learning: Limitations and Opportunities. MIT Press.</w:t>
-      </w:r>
-    </w:p>
-    <w:p>
-      <w:pPr>
-        <w:spacing w:after="120" w:line="360" w:lineRule="auto"/>
-        <w:ind w:left="720" w:hanging="720"/>
-        <w:jc w:val="both"/>
-      </w:pPr>
-      <w:r>
-        <w:rPr>
-          <w:rFonts w:ascii="Times New Roman" w:hAnsi="Times New Roman"/>
-          <w:sz w:val="22"/>
-        </w:rPr>
-        <w:t>Bogen, M., &amp; Rieke, A. (2018). Help Wanted: An Examination of Hiring Algorithms, Equity, and Bias. Upturn.</w:t>
-      </w:r>
-    </w:p>
-    <w:p>
-      <w:pPr>
-        <w:spacing w:after="120" w:line="360" w:lineRule="auto"/>
-        <w:ind w:left="720" w:hanging="720"/>
-        <w:jc w:val="both"/>
-      </w:pPr>
-      <w:r>
-        <w:rPr>
-          <w:rFonts w:ascii="Times New Roman" w:hAnsi="Times New Roman"/>
-          <w:sz w:val="22"/>
-        </w:rPr>
-        <w:t>Devlin, J., Chang, M. W., Lee, K., &amp; Toutanova, K. (2019). BERT: Pre-training of Deep Bidirectional Transformers for Language Understanding. Proceedings of the 2019 Conference of the North American Chapter of the Association for Computational Linguistics (NAACL-HLT), 4171–4186.</w:t>
-      </w:r>
-    </w:p>
-    <w:p>
-      <w:pPr>
-        <w:spacing w:after="120" w:line="360" w:lineRule="auto"/>
-        <w:ind w:left="720" w:hanging="720"/>
-        <w:jc w:val="both"/>
-      </w:pPr>
-      <w:r>
-        <w:rPr>
-          <w:rFonts w:ascii="Times New Roman" w:hAnsi="Times New Roman"/>
-          <w:sz w:val="22"/>
-        </w:rPr>
-        <w:t>Hardt, M., Price, E., &amp; Srebro, N. (2016). Equality of Opportunity in Supervised Learning. Advances in Neural Information Processing Systems (NeurIPS 2016), 29, 3315–3323.</w:t>
-      </w:r>
-    </w:p>
-    <w:p>
-      <w:pPr>
-        <w:spacing w:after="120" w:line="360" w:lineRule="auto"/>
-        <w:ind w:left="720" w:hanging="720"/>
-        <w:jc w:val="both"/>
-      </w:pPr>
-      <w:r>
-        <w:rPr>
-          <w:rFonts w:ascii="Times New Roman" w:hAnsi="Times New Roman"/>
-          <w:sz w:val="22"/>
-        </w:rPr>
-        <w:t>Jamieson, K., &amp; Talwalkar, A. (2016). Non-stochastic Best Arm Identification and Hyperparameter Optimization. Proceedings of the 19th International Conference on Artificial Intelligence and Statistics (AISTATS), 240–248.</w:t>
-      </w:r>
-    </w:p>
-    <w:p>
-      <w:pPr>
-        <w:spacing w:after="120" w:line="360" w:lineRule="auto"/>
-        <w:ind w:left="720" w:hanging="720"/>
-        <w:jc w:val="both"/>
-      </w:pPr>
-      <w:r>
-        <w:rPr>
-          <w:rFonts w:ascii="Times New Roman" w:hAnsi="Times New Roman"/>
-          <w:sz w:val="22"/>
-        </w:rPr>
-        <w:t>Lundberg, S. M., &amp; Lee, S. I. (2017). A Unified Approach to Interpreting Model Predictions. Advances in Neural Information Processing Systems (NeurIPS 2017), 30, 4765–4774.</w:t>
-      </w:r>
-    </w:p>
-    <w:p>
-      <w:pPr>
-        <w:spacing w:after="120" w:line="360" w:lineRule="auto"/>
-        <w:ind w:left="720" w:hanging="720"/>
-        <w:jc w:val="both"/>
-      </w:pPr>
-      <w:r>
-        <w:rPr>
-          <w:rFonts w:ascii="Times New Roman" w:hAnsi="Times New Roman"/>
-          <w:sz w:val="22"/>
-        </w:rPr>
-        <w:t>Raghavan, M., Barocas, S., Kleinberg, J., &amp; Levy, K. (2020). Mitigating Bias in Algorithmic Hiring: Evaluating Claims and Practices. Proceedings of the 2020 Conference on Fairness, Accountability, and Transparency (FAccT '20), 569–581.</w:t>
-      </w:r>
-    </w:p>
-    <w:p>
-      <w:pPr>
-        <w:spacing w:after="120" w:line="360" w:lineRule="auto"/>
-        <w:ind w:left="720" w:hanging="720"/>
-        <w:jc w:val="both"/>
-      </w:pPr>
-      <w:r>
-        <w:rPr>
-          <w:rFonts w:ascii="Times New Roman" w:hAnsi="Times New Roman"/>
-          <w:sz w:val="22"/>
-        </w:rPr>
-        <w:t>Reimers, N., &amp; Gurevych, I. (2019). Sentence-BERT: Sentence Embeddings using Siamese BERT-Networks. Proceedings of the 2019 Conference on Empirical Methods in Natural Language Processing (EMNLP-IJCNLP), 3982–3992.</w:t>
-      </w:r>
-    </w:p>
-    <w:p>
-      <w:pPr>
-        <w:spacing w:after="120" w:line="360" w:lineRule="auto"/>
-        <w:ind w:left="720" w:hanging="720"/>
-        <w:jc w:val="both"/>
-      </w:pPr>
-      <w:r>
-        <w:rPr>
-          <w:rFonts w:ascii="Times New Roman" w:hAnsi="Times New Roman"/>
-          <w:sz w:val="22"/>
-        </w:rPr>
-        <w:t>Ribeiro, M. T., Singh, S., &amp; Guestrin, C. (2016). 'Why Should I Trust You?': Explaining the Predictions of Any Classifier. Proceedings of the 22nd ACM SIGKDD International Conference on Knowledge Discovery and Data Mining, 1135–1144.</w:t>
-      </w:r>
-    </w:p>
-    <w:p>
-      <w:pPr>
-        <w:spacing w:after="120" w:line="360" w:lineRule="auto"/>
-        <w:ind w:left="720" w:hanging="720"/>
-        <w:jc w:val="both"/>
-      </w:pPr>
-      <w:r>
-        <w:rPr>
-          <w:rFonts w:ascii="Times New Roman" w:hAnsi="Times New Roman"/>
-          <w:sz w:val="22"/>
-        </w:rPr>
-        <w:t>U.S. Equal Employment Opportunity Commission (EEOC). (1978). Uniform Guidelines on Employee Selection Procedures. 29 CFR Part 1607.</w:t>
-      </w:r>
-    </w:p>
-    <w:p>
-      <w:pPr>
-        <w:spacing w:after="120" w:line="360" w:lineRule="auto"/>
-        <w:ind w:left="720" w:hanging="720"/>
-        <w:jc w:val="both"/>
-      </w:pPr>
-      <w:r>
-        <w:rPr>
-          <w:rFonts w:ascii="Times New Roman" w:hAnsi="Times New Roman"/>
-          <w:sz w:val="22"/>
-        </w:rPr>
-        <w:t>Wachter, S., Mittelstadt, B., &amp; Russell, C. (2018). Counterfactual Explanations Without Opening the Black Box: Automated Decisions and the GDPR. Harvard Journal of Law &amp; Technology, 31(2), 841–887.</w:t>
+        <w:t>5. Active Learning and Recruiter Calibration Loops: Introduce an administrative feedback loop where recruiters' final interview ratings and hiring decisions dynamically calibrate the 5D dimension weights, continuously refining system recommendations to match organizational culture and job expectations.</w:t>
       </w:r>
     </w:p>
     <w:sectPr>
